--- a/Xceed.Words.NET.Examples/Samples/Paragraph/Output/ForceParagraphOnSinglePage.docx
+++ b/Xceed.Words.NET.Examples/Samples/Paragraph/Output/ForceParagraphOnSinglePage.docx
@@ -9,7 +9,7 @@
       </w:pPr>
       <w:r>
         <w:rPr>
-          <w:lang w:val="en-US"/>
+          <w:lang w:val="en-CA"/>
           <w:sz w:val="30"/>
           <w:szCs w:val="30"/>
         </w:rPr>
@@ -22,7 +22,7 @@
       </w:pPr>
       <w:r>
         <w:rPr>
-          <w:lang w:val="en-US"/>
+          <w:lang w:val="en-CA"/>
           <w:sz w:val="30"/>
           <w:szCs w:val="30"/>
         </w:rPr>
@@ -30,15 +30,15 @@
       </w:r>
       <w:r>
         <w:rPr>
-          <w:lang w:val="en-US"/>
-          <w:sz w:val="30"/>
-          <w:szCs w:val="30"/>
-        </w:rPr>
-        <w:br/>
-      </w:r>
-      <w:r>
-        <w:rPr>
-          <w:lang w:val="en-US"/>
+          <w:lang w:val="en-CA"/>
+          <w:sz w:val="30"/>
+          <w:szCs w:val="30"/>
+        </w:rPr>
+        <w:br/>
+      </w:r>
+      <w:r>
+        <w:rPr>
+          <w:lang w:val="en-CA"/>
           <w:sz w:val="30"/>
           <w:szCs w:val="30"/>
         </w:rPr>
@@ -46,15 +46,15 @@
       </w:r>
       <w:r>
         <w:rPr>
-          <w:lang w:val="en-US"/>
-          <w:sz w:val="30"/>
-          <w:szCs w:val="30"/>
-        </w:rPr>
-        <w:br/>
-      </w:r>
-      <w:r>
-        <w:rPr>
-          <w:lang w:val="en-US"/>
+          <w:lang w:val="en-CA"/>
+          <w:sz w:val="30"/>
+          <w:szCs w:val="30"/>
+        </w:rPr>
+        <w:br/>
+      </w:r>
+      <w:r>
+        <w:rPr>
+          <w:lang w:val="en-CA"/>
           <w:sz w:val="30"/>
           <w:szCs w:val="30"/>
         </w:rPr>
@@ -62,15 +62,15 @@
       </w:r>
       <w:r>
         <w:rPr>
-          <w:lang w:val="en-US"/>
-          <w:sz w:val="30"/>
-          <w:szCs w:val="30"/>
-        </w:rPr>
-        <w:br/>
-      </w:r>
-      <w:r>
-        <w:rPr>
-          <w:lang w:val="en-US"/>
+          <w:lang w:val="en-CA"/>
+          <w:sz w:val="30"/>
+          <w:szCs w:val="30"/>
+        </w:rPr>
+        <w:br/>
+      </w:r>
+      <w:r>
+        <w:rPr>
+          <w:lang w:val="en-CA"/>
           <w:sz w:val="30"/>
           <w:szCs w:val="30"/>
         </w:rPr>
@@ -78,15 +78,15 @@
       </w:r>
       <w:r>
         <w:rPr>
-          <w:lang w:val="en-US"/>
-          <w:sz w:val="30"/>
-          <w:szCs w:val="30"/>
-        </w:rPr>
-        <w:br/>
-      </w:r>
-      <w:r>
-        <w:rPr>
-          <w:lang w:val="en-US"/>
+          <w:lang w:val="en-CA"/>
+          <w:sz w:val="30"/>
+          <w:szCs w:val="30"/>
+        </w:rPr>
+        <w:br/>
+      </w:r>
+      <w:r>
+        <w:rPr>
+          <w:lang w:val="en-CA"/>
           <w:sz w:val="30"/>
           <w:szCs w:val="30"/>
         </w:rPr>
@@ -94,15 +94,15 @@
       </w:r>
       <w:r>
         <w:rPr>
-          <w:lang w:val="en-US"/>
-          <w:sz w:val="30"/>
-          <w:szCs w:val="30"/>
-        </w:rPr>
-        <w:br/>
-      </w:r>
-      <w:r>
-        <w:rPr>
-          <w:lang w:val="en-US"/>
+          <w:lang w:val="en-CA"/>
+          <w:sz w:val="30"/>
+          <w:szCs w:val="30"/>
+        </w:rPr>
+        <w:br/>
+      </w:r>
+      <w:r>
+        <w:rPr>
+          <w:lang w:val="en-CA"/>
           <w:sz w:val="30"/>
           <w:szCs w:val="30"/>
         </w:rPr>
@@ -110,15 +110,15 @@
       </w:r>
       <w:r>
         <w:rPr>
-          <w:lang w:val="en-US"/>
-          <w:sz w:val="30"/>
-          <w:szCs w:val="30"/>
-        </w:rPr>
-        <w:br/>
-      </w:r>
-      <w:r>
-        <w:rPr>
-          <w:lang w:val="en-US"/>
+          <w:lang w:val="en-CA"/>
+          <w:sz w:val="30"/>
+          <w:szCs w:val="30"/>
+        </w:rPr>
+        <w:br/>
+      </w:r>
+      <w:r>
+        <w:rPr>
+          <w:lang w:val="en-CA"/>
           <w:sz w:val="30"/>
           <w:szCs w:val="30"/>
         </w:rPr>
@@ -126,15 +126,15 @@
       </w:r>
       <w:r>
         <w:rPr>
-          <w:lang w:val="en-US"/>
-          <w:sz w:val="30"/>
-          <w:szCs w:val="30"/>
-        </w:rPr>
-        <w:br/>
-      </w:r>
-      <w:r>
-        <w:rPr>
-          <w:lang w:val="en-US"/>
+          <w:lang w:val="en-CA"/>
+          <w:sz w:val="30"/>
+          <w:szCs w:val="30"/>
+        </w:rPr>
+        <w:br/>
+      </w:r>
+      <w:r>
+        <w:rPr>
+          <w:lang w:val="en-CA"/>
           <w:sz w:val="30"/>
           <w:szCs w:val="30"/>
         </w:rPr>
@@ -142,15 +142,15 @@
       </w:r>
       <w:r>
         <w:rPr>
-          <w:lang w:val="en-US"/>
-          <w:sz w:val="30"/>
-          <w:szCs w:val="30"/>
-        </w:rPr>
-        <w:br/>
-      </w:r>
-      <w:r>
-        <w:rPr>
-          <w:lang w:val="en-US"/>
+          <w:lang w:val="en-CA"/>
+          <w:sz w:val="30"/>
+          <w:szCs w:val="30"/>
+        </w:rPr>
+        <w:br/>
+      </w:r>
+      <w:r>
+        <w:rPr>
+          <w:lang w:val="en-CA"/>
           <w:sz w:val="30"/>
           <w:szCs w:val="30"/>
         </w:rPr>
@@ -158,15 +158,15 @@
       </w:r>
       <w:r>
         <w:rPr>
-          <w:lang w:val="en-US"/>
-          <w:sz w:val="30"/>
-          <w:szCs w:val="30"/>
-        </w:rPr>
-        <w:br/>
-      </w:r>
-      <w:r>
-        <w:rPr>
-          <w:lang w:val="en-US"/>
+          <w:lang w:val="en-CA"/>
+          <w:sz w:val="30"/>
+          <w:szCs w:val="30"/>
+        </w:rPr>
+        <w:br/>
+      </w:r>
+      <w:r>
+        <w:rPr>
+          <w:lang w:val="en-CA"/>
           <w:sz w:val="30"/>
           <w:szCs w:val="30"/>
         </w:rPr>
@@ -174,15 +174,15 @@
       </w:r>
       <w:r>
         <w:rPr>
-          <w:lang w:val="en-US"/>
-          <w:sz w:val="30"/>
-          <w:szCs w:val="30"/>
-        </w:rPr>
-        <w:br/>
-      </w:r>
-      <w:r>
-        <w:rPr>
-          <w:lang w:val="en-US"/>
+          <w:lang w:val="en-CA"/>
+          <w:sz w:val="30"/>
+          <w:szCs w:val="30"/>
+        </w:rPr>
+        <w:br/>
+      </w:r>
+      <w:r>
+        <w:rPr>
+          <w:lang w:val="en-CA"/>
           <w:sz w:val="30"/>
           <w:szCs w:val="30"/>
         </w:rPr>
@@ -190,15 +190,15 @@
       </w:r>
       <w:r>
         <w:rPr>
-          <w:lang w:val="en-US"/>
-          <w:sz w:val="30"/>
-          <w:szCs w:val="30"/>
-        </w:rPr>
-        <w:br/>
-      </w:r>
-      <w:r>
-        <w:rPr>
-          <w:lang w:val="en-US"/>
+          <w:lang w:val="en-CA"/>
+          <w:sz w:val="30"/>
+          <w:szCs w:val="30"/>
+        </w:rPr>
+        <w:br/>
+      </w:r>
+      <w:r>
+        <w:rPr>
+          <w:lang w:val="en-CA"/>
           <w:sz w:val="30"/>
           <w:szCs w:val="30"/>
         </w:rPr>
@@ -206,15 +206,15 @@
       </w:r>
       <w:r>
         <w:rPr>
-          <w:lang w:val="en-US"/>
-          <w:sz w:val="30"/>
-          <w:szCs w:val="30"/>
-        </w:rPr>
-        <w:br/>
-      </w:r>
-      <w:r>
-        <w:rPr>
-          <w:lang w:val="en-US"/>
+          <w:lang w:val="en-CA"/>
+          <w:sz w:val="30"/>
+          <w:szCs w:val="30"/>
+        </w:rPr>
+        <w:br/>
+      </w:r>
+      <w:r>
+        <w:rPr>
+          <w:lang w:val="en-CA"/>
           <w:sz w:val="30"/>
           <w:szCs w:val="30"/>
         </w:rPr>
@@ -222,15 +222,15 @@
       </w:r>
       <w:r>
         <w:rPr>
-          <w:lang w:val="en-US"/>
-          <w:sz w:val="30"/>
-          <w:szCs w:val="30"/>
-        </w:rPr>
-        <w:br/>
-      </w:r>
-      <w:r>
-        <w:rPr>
-          <w:lang w:val="en-US"/>
+          <w:lang w:val="en-CA"/>
+          <w:sz w:val="30"/>
+          <w:szCs w:val="30"/>
+        </w:rPr>
+        <w:br/>
+      </w:r>
+      <w:r>
+        <w:rPr>
+          <w:lang w:val="en-CA"/>
           <w:sz w:val="30"/>
           <w:szCs w:val="30"/>
         </w:rPr>
@@ -238,15 +238,15 @@
       </w:r>
       <w:r>
         <w:rPr>
-          <w:lang w:val="en-US"/>
-          <w:sz w:val="30"/>
-          <w:szCs w:val="30"/>
-        </w:rPr>
-        <w:br/>
-      </w:r>
-      <w:r>
-        <w:rPr>
-          <w:lang w:val="en-US"/>
+          <w:lang w:val="en-CA"/>
+          <w:sz w:val="30"/>
+          <w:szCs w:val="30"/>
+        </w:rPr>
+        <w:br/>
+      </w:r>
+      <w:r>
+        <w:rPr>
+          <w:lang w:val="en-CA"/>
           <w:sz w:val="30"/>
           <w:szCs w:val="30"/>
         </w:rPr>
@@ -254,15 +254,15 @@
       </w:r>
       <w:r>
         <w:rPr>
-          <w:lang w:val="en-US"/>
-          <w:sz w:val="30"/>
-          <w:szCs w:val="30"/>
-        </w:rPr>
-        <w:br/>
-      </w:r>
-      <w:r>
-        <w:rPr>
-          <w:lang w:val="en-US"/>
+          <w:lang w:val="en-CA"/>
+          <w:sz w:val="30"/>
+          <w:szCs w:val="30"/>
+        </w:rPr>
+        <w:br/>
+      </w:r>
+      <w:r>
+        <w:rPr>
+          <w:lang w:val="en-CA"/>
           <w:sz w:val="30"/>
           <w:szCs w:val="30"/>
         </w:rPr>
@@ -270,15 +270,15 @@
       </w:r>
       <w:r>
         <w:rPr>
-          <w:lang w:val="en-US"/>
-          <w:sz w:val="30"/>
-          <w:szCs w:val="30"/>
-        </w:rPr>
-        <w:br/>
-      </w:r>
-      <w:r>
-        <w:rPr>
-          <w:lang w:val="en-US"/>
+          <w:lang w:val="en-CA"/>
+          <w:sz w:val="30"/>
+          <w:szCs w:val="30"/>
+        </w:rPr>
+        <w:br/>
+      </w:r>
+      <w:r>
+        <w:rPr>
+          <w:lang w:val="en-CA"/>
           <w:sz w:val="30"/>
           <w:szCs w:val="30"/>
         </w:rPr>
@@ -286,15 +286,15 @@
       </w:r>
       <w:r>
         <w:rPr>
-          <w:lang w:val="en-US"/>
-          <w:sz w:val="30"/>
-          <w:szCs w:val="30"/>
-        </w:rPr>
-        <w:br/>
-      </w:r>
-      <w:r>
-        <w:rPr>
-          <w:lang w:val="en-US"/>
+          <w:lang w:val="en-CA"/>
+          <w:sz w:val="30"/>
+          <w:szCs w:val="30"/>
+        </w:rPr>
+        <w:br/>
+      </w:r>
+      <w:r>
+        <w:rPr>
+          <w:lang w:val="en-CA"/>
           <w:sz w:val="30"/>
           <w:szCs w:val="30"/>
         </w:rPr>
@@ -302,15 +302,15 @@
       </w:r>
       <w:r>
         <w:rPr>
-          <w:lang w:val="en-US"/>
-          <w:sz w:val="30"/>
-          <w:szCs w:val="30"/>
-        </w:rPr>
-        <w:br/>
-      </w:r>
-      <w:r>
-        <w:rPr>
-          <w:lang w:val="en-US"/>
+          <w:lang w:val="en-CA"/>
+          <w:sz w:val="30"/>
+          <w:szCs w:val="30"/>
+        </w:rPr>
+        <w:br/>
+      </w:r>
+      <w:r>
+        <w:rPr>
+          <w:lang w:val="en-CA"/>
           <w:sz w:val="30"/>
           <w:szCs w:val="30"/>
         </w:rPr>
@@ -318,15 +318,15 @@
       </w:r>
       <w:r>
         <w:rPr>
-          <w:lang w:val="en-US"/>
-          <w:sz w:val="30"/>
-          <w:szCs w:val="30"/>
-        </w:rPr>
-        <w:br/>
-      </w:r>
-      <w:r>
-        <w:rPr>
-          <w:lang w:val="en-US"/>
+          <w:lang w:val="en-CA"/>
+          <w:sz w:val="30"/>
+          <w:szCs w:val="30"/>
+        </w:rPr>
+        <w:br/>
+      </w:r>
+      <w:r>
+        <w:rPr>
+          <w:lang w:val="en-CA"/>
           <w:sz w:val="30"/>
           <w:szCs w:val="30"/>
         </w:rPr>
@@ -334,15 +334,15 @@
       </w:r>
       <w:r>
         <w:rPr>
-          <w:lang w:val="en-US"/>
-          <w:sz w:val="30"/>
-          <w:szCs w:val="30"/>
-        </w:rPr>
-        <w:br/>
-      </w:r>
-      <w:r>
-        <w:rPr>
-          <w:lang w:val="en-US"/>
+          <w:lang w:val="en-CA"/>
+          <w:sz w:val="30"/>
+          <w:szCs w:val="30"/>
+        </w:rPr>
+        <w:br/>
+      </w:r>
+      <w:r>
+        <w:rPr>
+          <w:lang w:val="en-CA"/>
           <w:sz w:val="30"/>
           <w:szCs w:val="30"/>
         </w:rPr>
@@ -350,15 +350,15 @@
       </w:r>
       <w:r>
         <w:rPr>
-          <w:lang w:val="en-US"/>
-          <w:sz w:val="30"/>
-          <w:szCs w:val="30"/>
-        </w:rPr>
-        <w:br/>
-      </w:r>
-      <w:r>
-        <w:rPr>
-          <w:lang w:val="en-US"/>
+          <w:lang w:val="en-CA"/>
+          <w:sz w:val="30"/>
+          <w:szCs w:val="30"/>
+        </w:rPr>
+        <w:br/>
+      </w:r>
+      <w:r>
+        <w:rPr>
+          <w:lang w:val="en-CA"/>
           <w:sz w:val="30"/>
           <w:szCs w:val="30"/>
         </w:rPr>
@@ -366,15 +366,15 @@
       </w:r>
       <w:r>
         <w:rPr>
-          <w:lang w:val="en-US"/>
-          <w:sz w:val="30"/>
-          <w:szCs w:val="30"/>
-        </w:rPr>
-        <w:br/>
-      </w:r>
-      <w:r>
-        <w:rPr>
-          <w:lang w:val="en-US"/>
+          <w:lang w:val="en-CA"/>
+          <w:sz w:val="30"/>
+          <w:szCs w:val="30"/>
+        </w:rPr>
+        <w:br/>
+      </w:r>
+      <w:r>
+        <w:rPr>
+          <w:lang w:val="en-CA"/>
           <w:sz w:val="30"/>
           <w:szCs w:val="30"/>
         </w:rPr>
@@ -382,15 +382,15 @@
       </w:r>
       <w:r>
         <w:rPr>
-          <w:lang w:val="en-US"/>
-          <w:sz w:val="30"/>
-          <w:szCs w:val="30"/>
-        </w:rPr>
-        <w:br/>
-      </w:r>
-      <w:r>
-        <w:rPr>
-          <w:lang w:val="en-US"/>
+          <w:lang w:val="en-CA"/>
+          <w:sz w:val="30"/>
+          <w:szCs w:val="30"/>
+        </w:rPr>
+        <w:br/>
+      </w:r>
+      <w:r>
+        <w:rPr>
+          <w:lang w:val="en-CA"/>
           <w:sz w:val="30"/>
           <w:szCs w:val="30"/>
         </w:rPr>
@@ -398,15 +398,15 @@
       </w:r>
       <w:r>
         <w:rPr>
-          <w:lang w:val="en-US"/>
-          <w:sz w:val="30"/>
-          <w:szCs w:val="30"/>
-        </w:rPr>
-        <w:br/>
-      </w:r>
-      <w:r>
-        <w:rPr>
-          <w:lang w:val="en-US"/>
+          <w:lang w:val="en-CA"/>
+          <w:sz w:val="30"/>
+          <w:szCs w:val="30"/>
+        </w:rPr>
+        <w:br/>
+      </w:r>
+      <w:r>
+        <w:rPr>
+          <w:lang w:val="en-CA"/>
           <w:sz w:val="30"/>
           <w:szCs w:val="30"/>
         </w:rPr>
@@ -414,7 +414,7 @@
       </w:r>
       <w:r>
         <w:rPr>
-          <w:lang w:val="en-US"/>
+          <w:lang w:val="en-CA"/>
           <w:sz w:val="30"/>
           <w:szCs w:val="30"/>
         </w:rPr>
@@ -428,115 +428,115 @@
       </w:pPr>
       <w:r>
         <w:rPr>
-          <w:lang w:val="en-US"/>
+          <w:lang w:val="en-CA"/>
         </w:rPr>
         <w:t>This is a paragraph where all its lines are on the same page. The paragraph does not split on 2 pages.</w:t>
       </w:r>
       <w:r>
         <w:rPr>
-          <w:lang w:val="en-US"/>
-        </w:rPr>
-        <w:br/>
-      </w:r>
-      <w:r>
-        <w:rPr>
-          <w:lang w:val="en-US"/>
+          <w:lang w:val="en-CA"/>
+        </w:rPr>
+        <w:br/>
+      </w:r>
+      <w:r>
+        <w:rPr>
+          <w:lang w:val="en-CA"/>
         </w:rPr>
         <w:t>Line2</w:t>
       </w:r>
       <w:r>
         <w:rPr>
-          <w:lang w:val="en-US"/>
-        </w:rPr>
-        <w:br/>
-      </w:r>
-      <w:r>
-        <w:rPr>
-          <w:lang w:val="en-US"/>
+          <w:lang w:val="en-CA"/>
+        </w:rPr>
+        <w:br/>
+      </w:r>
+      <w:r>
+        <w:rPr>
+          <w:lang w:val="en-CA"/>
         </w:rPr>
         <w:t>Line3</w:t>
       </w:r>
       <w:r>
         <w:rPr>
-          <w:lang w:val="en-US"/>
-        </w:rPr>
-        <w:br/>
-      </w:r>
-      <w:r>
-        <w:rPr>
-          <w:lang w:val="en-US"/>
+          <w:lang w:val="en-CA"/>
+        </w:rPr>
+        <w:br/>
+      </w:r>
+      <w:r>
+        <w:rPr>
+          <w:lang w:val="en-CA"/>
         </w:rPr>
         <w:t>Line4</w:t>
       </w:r>
       <w:r>
         <w:rPr>
-          <w:lang w:val="en-US"/>
-        </w:rPr>
-        <w:br/>
-      </w:r>
-      <w:r>
-        <w:rPr>
-          <w:lang w:val="en-US"/>
+          <w:lang w:val="en-CA"/>
+        </w:rPr>
+        <w:br/>
+      </w:r>
+      <w:r>
+        <w:rPr>
+          <w:lang w:val="en-CA"/>
         </w:rPr>
         <w:t>Line5</w:t>
       </w:r>
       <w:r>
         <w:rPr>
-          <w:lang w:val="en-US"/>
-        </w:rPr>
-        <w:br/>
-      </w:r>
-      <w:r>
-        <w:rPr>
-          <w:lang w:val="en-US"/>
+          <w:lang w:val="en-CA"/>
+        </w:rPr>
+        <w:br/>
+      </w:r>
+      <w:r>
+        <w:rPr>
+          <w:lang w:val="en-CA"/>
         </w:rPr>
         <w:t>Line6</w:t>
       </w:r>
       <w:r>
         <w:rPr>
-          <w:lang w:val="en-US"/>
-        </w:rPr>
-        <w:br/>
-      </w:r>
-      <w:r>
-        <w:rPr>
-          <w:lang w:val="en-US"/>
+          <w:lang w:val="en-CA"/>
+        </w:rPr>
+        <w:br/>
+      </w:r>
+      <w:r>
+        <w:rPr>
+          <w:lang w:val="en-CA"/>
         </w:rPr>
         <w:t>Line7</w:t>
       </w:r>
       <w:r>
         <w:rPr>
-          <w:lang w:val="en-US"/>
-        </w:rPr>
-        <w:br/>
-      </w:r>
-      <w:r>
-        <w:rPr>
-          <w:lang w:val="en-US"/>
+          <w:lang w:val="en-CA"/>
+        </w:rPr>
+        <w:br/>
+      </w:r>
+      <w:r>
+        <w:rPr>
+          <w:lang w:val="en-CA"/>
         </w:rPr>
         <w:t>Line8</w:t>
       </w:r>
       <w:r>
         <w:rPr>
-          <w:lang w:val="en-US"/>
-        </w:rPr>
-        <w:br/>
-      </w:r>
-      <w:r>
-        <w:rPr>
-          <w:lang w:val="en-US"/>
+          <w:lang w:val="en-CA"/>
+        </w:rPr>
+        <w:br/>
+      </w:r>
+      <w:r>
+        <w:rPr>
+          <w:lang w:val="en-CA"/>
         </w:rPr>
         <w:t>Line9</w:t>
       </w:r>
       <w:r>
         <w:rPr>
-          <w:lang w:val="en-US"/>
-        </w:rPr>
-        <w:br/>
-      </w:r>
-      <w:r>
-        <w:rPr>
-          <w:lang w:val="en-US"/>
+          <w:lang w:val="en-CA"/>
+        </w:rPr>
+        <w:br/>
+      </w:r>
+      <w:r>
+        <w:rPr>
+          <w:lang w:val="en-CA"/>
         </w:rPr>
         <w:t>Line10</w:t>
       </w:r>
@@ -545,115 +545,115 @@
       <w:pPr/>
       <w:r>
         <w:rPr>
-          <w:lang w:val="en-US"/>
+          <w:lang w:val="en-CA"/>
         </w:rPr>
         <w:t>This is a paragraph on second page.</w:t>
       </w:r>
       <w:r>
         <w:rPr>
-          <w:lang w:val="en-US"/>
-        </w:rPr>
-        <w:br/>
-      </w:r>
-      <w:r>
-        <w:rPr>
-          <w:lang w:val="en-US"/>
+          <w:lang w:val="en-CA"/>
+        </w:rPr>
+        <w:br/>
+      </w:r>
+      <w:r>
+        <w:rPr>
+          <w:lang w:val="en-CA"/>
         </w:rPr>
         <w:t>Line2</w:t>
       </w:r>
       <w:r>
         <w:rPr>
-          <w:lang w:val="en-US"/>
-        </w:rPr>
-        <w:br/>
-      </w:r>
-      <w:r>
-        <w:rPr>
-          <w:lang w:val="en-US"/>
+          <w:lang w:val="en-CA"/>
+        </w:rPr>
+        <w:br/>
+      </w:r>
+      <w:r>
+        <w:rPr>
+          <w:lang w:val="en-CA"/>
         </w:rPr>
         <w:t>Line3</w:t>
       </w:r>
       <w:r>
         <w:rPr>
-          <w:lang w:val="en-US"/>
-        </w:rPr>
-        <w:br/>
-      </w:r>
-      <w:r>
-        <w:rPr>
-          <w:lang w:val="en-US"/>
+          <w:lang w:val="en-CA"/>
+        </w:rPr>
+        <w:br/>
+      </w:r>
+      <w:r>
+        <w:rPr>
+          <w:lang w:val="en-CA"/>
         </w:rPr>
         <w:t>Line4</w:t>
       </w:r>
       <w:r>
         <w:rPr>
-          <w:lang w:val="en-US"/>
-        </w:rPr>
-        <w:br/>
-      </w:r>
-      <w:r>
-        <w:rPr>
-          <w:lang w:val="en-US"/>
+          <w:lang w:val="en-CA"/>
+        </w:rPr>
+        <w:br/>
+      </w:r>
+      <w:r>
+        <w:rPr>
+          <w:lang w:val="en-CA"/>
         </w:rPr>
         <w:t>Line5</w:t>
       </w:r>
       <w:r>
         <w:rPr>
-          <w:lang w:val="en-US"/>
-        </w:rPr>
-        <w:br/>
-      </w:r>
-      <w:r>
-        <w:rPr>
-          <w:lang w:val="en-US"/>
+          <w:lang w:val="en-CA"/>
+        </w:rPr>
+        <w:br/>
+      </w:r>
+      <w:r>
+        <w:rPr>
+          <w:lang w:val="en-CA"/>
         </w:rPr>
         <w:t>Line6</w:t>
       </w:r>
       <w:r>
         <w:rPr>
-          <w:lang w:val="en-US"/>
-        </w:rPr>
-        <w:br/>
-      </w:r>
-      <w:r>
-        <w:rPr>
-          <w:lang w:val="en-US"/>
+          <w:lang w:val="en-CA"/>
+        </w:rPr>
+        <w:br/>
+      </w:r>
+      <w:r>
+        <w:rPr>
+          <w:lang w:val="en-CA"/>
         </w:rPr>
         <w:t>Line7</w:t>
       </w:r>
       <w:r>
         <w:rPr>
-          <w:lang w:val="en-US"/>
-        </w:rPr>
-        <w:br/>
-      </w:r>
-      <w:r>
-        <w:rPr>
-          <w:lang w:val="en-US"/>
+          <w:lang w:val="en-CA"/>
+        </w:rPr>
+        <w:br/>
+      </w:r>
+      <w:r>
+        <w:rPr>
+          <w:lang w:val="en-CA"/>
         </w:rPr>
         <w:t>Line8</w:t>
       </w:r>
       <w:r>
         <w:rPr>
-          <w:lang w:val="en-US"/>
-        </w:rPr>
-        <w:br/>
-      </w:r>
-      <w:r>
-        <w:rPr>
-          <w:lang w:val="en-US"/>
+          <w:lang w:val="en-CA"/>
+        </w:rPr>
+        <w:br/>
+      </w:r>
+      <w:r>
+        <w:rPr>
+          <w:lang w:val="en-CA"/>
         </w:rPr>
         <w:t>Line9</w:t>
       </w:r>
       <w:r>
         <w:rPr>
-          <w:lang w:val="en-US"/>
-        </w:rPr>
-        <w:br/>
-      </w:r>
-      <w:r>
-        <w:rPr>
-          <w:lang w:val="en-US"/>
+          <w:lang w:val="en-CA"/>
+        </w:rPr>
+        <w:br/>
+      </w:r>
+      <w:r>
+        <w:rPr>
+          <w:lang w:val="en-CA"/>
         </w:rPr>
         <w:t>Line10</w:t>
       </w:r>
@@ -680,7 +680,7 @@
         <w:rFonts w:asciiTheme="minorHAnsi" w:eastAsiaTheme="minorHAnsi" w:hAnsiTheme="minorHAnsi" w:cstheme="minorBidi"/>
         <w:sz w:val="22"/>
         <w:szCs w:val="22"/>
-        <w:lang w:val="en-US" w:eastAsia="en-US" w:bidi="ar-SA"/>
+        <w:lang w:val="en-CA" w:eastAsia="en-US" w:bidi="ar-SA"/>
       </w:rPr>
     </w:rPrDefault>
     <w:pPrDefault/>
